--- a/en/wisdom-stories/share-what-you-know.docx
+++ b/en/wisdom-stories/share-what-you-know.docx
@@ -61,7 +61,7 @@
         <w:rPr>
           <w:lang/>
         </w:rPr>
-        <w:t xml:space="preserve"> Share your knowledge with humility, think critically about what you hear, and know when to remain silent. Neither put people down nor place them on a pedestal. See them as they are and give them their due.**</w:t>
+        <w:t xml:space="preserve"> Share your knowledge with humility, think critically about what you hear, and know when to remain silent. Neither put people down nor place them on a pedestal. See them as they are and give them their due.</w:t>
       </w:r>
     </w:p>
     <w:p>
